--- a/report/report.docx
+++ b/report/report.docx
@@ -38,7 +38,22 @@
           <w:szCs w:val="22"/>
           <w:rtl w:val="0"/>
         </w:rPr>
-        <w:t xml:space="preserve">Assessment 2 — Group Report</w:t>
+        <w:t xml:space="preserve">Assessment 2</w:t>
+      </w:r>
+      <w:r>
+        <w:rPr>
+          <w:rtl w:val="0"/>
+        </w:rPr>
+        <w:t xml:space="preserve">: </w:t>
+      </w:r>
+      <w:r>
+        <w:rPr>
+          <w:rFonts w:ascii="Arial" w:cs="Arial" w:eastAsia="Arial" w:hAnsi="Arial"/>
+          <w:sz w:val="22"/>
+          <w:szCs w:val="22"/>
+          <w:rtl w:val="0"/>
+        </w:rPr>
+        <w:t xml:space="preserve">Group Report</w:t>
       </w:r>
       <w:r>
         <w:rPr>
@@ -102,7 +117,37 @@
           <w:szCs w:val="22"/>
           <w:rtl w:val="0"/>
         </w:rPr>
-        <w:t xml:space="preserve">This report presents a data analytics investigation into Victorian public transport patronage on behalf of the Department of Transport and Planning (AusVille). The dataset contains monthly average daily patronage (Pax_daily) across five transport modes — Metrotrain, Tram, Metrobus, Regionaltrain, and Regionalbus — broken down by year, month, day of week, and day type. The goal was to understand how patronage varies by mode and day type, and how these patterns changed across the COVID-19 period.</w:t>
+        <w:t xml:space="preserve">This report presents a data analytics investigation into Victorian public transport patronage on behalf of the Department of Transport and Planning (AusVille). The dataset contains monthly average daily patronage (Pax_daily) across five transport modes</w:t>
+      </w:r>
+      <w:r>
+        <w:rPr>
+          <w:rtl w:val="0"/>
+        </w:rPr>
+        <w:t xml:space="preserve">: </w:t>
+      </w:r>
+      <w:r>
+        <w:rPr>
+          <w:rFonts w:ascii="Arial" w:cs="Arial" w:eastAsia="Arial" w:hAnsi="Arial"/>
+          <w:sz w:val="22"/>
+          <w:szCs w:val="22"/>
+          <w:rtl w:val="0"/>
+        </w:rPr>
+        <w:t xml:space="preserve">Metrotrain, Tram, Metrobus, Regionaltrain, and Regionalbus</w:t>
+      </w:r>
+      <w:r>
+        <w:rPr>
+          <w:rtl w:val="0"/>
+        </w:rPr>
+        <w:t xml:space="preserve">, </w:t>
+      </w:r>
+      <w:r>
+        <w:rPr>
+          <w:rFonts w:ascii="Arial" w:cs="Arial" w:eastAsia="Arial" w:hAnsi="Arial"/>
+          <w:sz w:val="22"/>
+          <w:szCs w:val="22"/>
+          <w:rtl w:val="0"/>
+        </w:rPr>
+        <w:t xml:space="preserve">broken down by year, month, day of week, and day type. The goal was to understand how patronage varies by mode and day type, and how these patterns changed across the COVID-19 period.</w:t>
       </w:r>
       <w:r>
         <w:rPr>
@@ -653,7 +698,7 @@
           <w:vertAlign w:val="baseline"/>
           <w:rtl w:val="0"/>
         </w:rPr>
-        <w:t xml:space="preserve">Feature engineering: Three new columns were added — Period (Pre-2020, 2020-2021, Post-2021), Is_Weekday (True for Monday-Friday), and Pax_3m_roll (3-month rolling mean of Pax_daily grouped by Mode and Day_type).</w:t>
+        <w:t xml:space="preserve">Feature engineering: Three new columns were added  Period (Pre-2020, 2020-2021, Post-2021), Is_Weekday (True for Monday-Friday), and Pax_3m_roll (3-month rolling mean of Pax_daily grouped by Mode and Day_type).</w:t>
       </w:r>
     </w:p>
     <w:p>
@@ -1766,30 +1811,9 @@
     </w:tbl>
     <w:p>
       <w:pPr>
-        <w:rPr/>
-      </w:pPr>
-      <w:r>
-        <w:rPr>
-          <w:rtl w:val="0"/>
-        </w:rPr>
-      </w:r>
-    </w:p>
-    <w:p>
-      <w:pPr>
         <w:spacing w:after="160" w:lineRule="auto"/>
         <w:rPr/>
       </w:pPr>
-      <w:r>
-        <w:rPr>
-          <w:rFonts w:ascii="Arial" w:cs="Arial" w:eastAsia="Arial" w:hAnsi="Arial"/>
-          <w:i w:val="1"/>
-          <w:iCs w:val="1"/>
-          <w:sz w:val="22"/>
-          <w:szCs w:val="22"/>
-          <w:rtl w:val="0"/>
-        </w:rPr>
-        <w:t xml:space="preserve">Table 1: Summary of average daily patronage and linear regression slope per mode.</w:t>
-      </w:r>
       <w:r>
         <w:rPr>
           <w:rtl w:val="0"/>
@@ -1870,17 +1894,17 @@
           <wp:inline distB="0" distT="0" distL="0" distR="0">
             <wp:extent cx="5524500" cy="3200400"/>
             <wp:effectExtent b="0" l="0" r="0" t="0"/>
-            <wp:docPr id="1" name="image2.jpg"/>
+            <wp:docPr id="1" name="image2.png"/>
             <a:graphic>
               <a:graphicData uri="http://schemas.openxmlformats.org/drawingml/2006/picture">
                 <pic:pic>
                   <pic:nvPicPr>
-                    <pic:cNvPr id="0" name="image2.jpg"/>
+                    <pic:cNvPr id="0" name="image2.png"/>
                     <pic:cNvPicPr preferRelativeResize="0"/>
                   </pic:nvPicPr>
                   <pic:blipFill>
                     <a:blip r:embed="rId6"/>
-                    <a:srcRect b="0" l="0" r="0" t="0"/>
+                    <a:srcRect b="0" l="447" r="447" t="0"/>
                     <a:stretch>
                       <a:fillRect/>
                     </a:stretch>
@@ -1939,7 +1963,37 @@
           <w:szCs w:val="22"/>
           <w:rtl w:val="0"/>
         </w:rPr>
-        <w:t xml:space="preserve">The pie chart confirms that Metrotrain is the dominant mode at 38% of total patronage, followed by Tram at 33% and Metrobus at 23%. Regional modes together account for less than 5% of total system patronage. The time-series line chart clearly shows the COVID-19 shock — a sharp drop beginning in early 2020 and reaching its lowest point in mid-2021 — followed by a gradual recovery that has not yet returned to pre-pandemic levels.</w:t>
+        <w:t xml:space="preserve">The pie chart confirms that Metrotrain is the dominant mode at 38% of total patronage, followed by Tram at 33% and Metrobus at 23%. Regional modes together account for less than 5% of total system patronage. The time-series line chart clearly shows the COVID-19 shock</w:t>
+      </w:r>
+      <w:r>
+        <w:rPr>
+          <w:rtl w:val="0"/>
+        </w:rPr>
+        <w:t xml:space="preserve">,</w:t>
+      </w:r>
+      <w:r>
+        <w:rPr>
+          <w:rFonts w:ascii="Arial" w:cs="Arial" w:eastAsia="Arial" w:hAnsi="Arial"/>
+          <w:sz w:val="22"/>
+          <w:szCs w:val="22"/>
+          <w:rtl w:val="0"/>
+        </w:rPr>
+        <w:t xml:space="preserve"> a sharp drop beginning in early 2020 and reaching its lowest point in mid-2021</w:t>
+      </w:r>
+      <w:r>
+        <w:rPr>
+          <w:rtl w:val="0"/>
+        </w:rPr>
+        <w:t xml:space="preserve">,</w:t>
+      </w:r>
+      <w:r>
+        <w:rPr>
+          <w:rFonts w:ascii="Arial" w:cs="Arial" w:eastAsia="Arial" w:hAnsi="Arial"/>
+          <w:sz w:val="22"/>
+          <w:szCs w:val="22"/>
+          <w:rtl w:val="0"/>
+        </w:rPr>
+        <w:t xml:space="preserve"> followed by a gradual recovery that has not yet returned to pre-pandemic levels.</w:t>
       </w:r>
       <w:r>
         <w:rPr>
@@ -2011,12 +2065,12 @@
           <wp:inline distB="0" distT="0" distL="0" distR="0">
             <wp:extent cx="5524500" cy="1533525"/>
             <wp:effectExtent b="0" l="0" r="0" t="0"/>
-            <wp:docPr id="3" name="image1.jpg"/>
+            <wp:docPr id="3" name="image3.jpg"/>
             <a:graphic>
               <a:graphicData uri="http://schemas.openxmlformats.org/drawingml/2006/picture">
                 <pic:pic>
                   <pic:nvPicPr>
-                    <pic:cNvPr id="0" name="image1.jpg"/>
+                    <pic:cNvPr id="0" name="image3.jpg"/>
                     <pic:cNvPicPr preferRelativeResize="0"/>
                   </pic:nvPicPr>
                   <pic:blipFill>
@@ -2111,7 +2165,24 @@
           <w:szCs w:val="24"/>
           <w:rtl w:val="0"/>
         </w:rPr>
-        <w:t xml:space="preserve">3.4 Inferential Analysis — Weekday vs Weekend</w:t>
+        <w:t xml:space="preserve">3.4 Inferential Analysis</w:t>
+      </w:r>
+      <w:r>
+        <w:rPr>
+          <w:rtl w:val="0"/>
+        </w:rPr>
+        <w:t xml:space="preserve">: </w:t>
+      </w:r>
+      <w:r>
+        <w:rPr>
+          <w:rFonts w:ascii="Arial" w:cs="Arial" w:eastAsia="Arial" w:hAnsi="Arial"/>
+          <w:b w:val="1"/>
+          <w:bCs w:val="1"/>
+          <w:sz w:val="24"/>
+          <w:szCs w:val="24"/>
+          <w:rtl w:val="0"/>
+        </w:rPr>
+        <w:t xml:space="preserve"> Weekday vs Weekend</w:t>
       </w:r>
       <w:r>
         <w:rPr>
@@ -2535,14 +2606,11 @@
             </w:pPr>
             <w:r>
               <w:rPr>
-                <w:rFonts w:ascii="Arial" w:cs="Arial" w:eastAsia="Arial" w:hAnsi="Arial"/>
-                <w:b w:val="0"/>
-                <w:bCs w:val="0"/>
                 <w:sz w:val="20"/>
                 <w:szCs w:val="20"/>
                 <w:rtl w:val="0"/>
               </w:rPr>
-              <w:t xml:space="preserve">—</w:t>
+              <w:t xml:space="preserve">_</w:t>
             </w:r>
             <w:r>
               <w:rPr>
@@ -2655,14 +2723,11 @@
             </w:pPr>
             <w:r>
               <w:rPr>
-                <w:rFonts w:ascii="Arial" w:cs="Arial" w:eastAsia="Arial" w:hAnsi="Arial"/>
-                <w:b w:val="0"/>
-                <w:bCs w:val="0"/>
                 <w:sz w:val="20"/>
                 <w:szCs w:val="20"/>
                 <w:rtl w:val="0"/>
               </w:rPr>
-              <w:t xml:space="preserve">—</w:t>
+              <w:t xml:space="preserve">_</w:t>
             </w:r>
             <w:r>
               <w:rPr>
@@ -2775,14 +2840,11 @@
             </w:pPr>
             <w:r>
               <w:rPr>
-                <w:rFonts w:ascii="Arial" w:cs="Arial" w:eastAsia="Arial" w:hAnsi="Arial"/>
-                <w:b w:val="0"/>
-                <w:bCs w:val="0"/>
                 <w:sz w:val="20"/>
                 <w:szCs w:val="20"/>
                 <w:rtl w:val="0"/>
               </w:rPr>
-              <w:t xml:space="preserve">—</w:t>
+              <w:t xml:space="preserve">_</w:t>
             </w:r>
             <w:r>
               <w:rPr>
@@ -2795,30 +2857,9 @@
     </w:tbl>
     <w:p>
       <w:pPr>
-        <w:rPr/>
-      </w:pPr>
-      <w:r>
-        <w:rPr>
-          <w:rtl w:val="0"/>
-        </w:rPr>
-      </w:r>
-    </w:p>
-    <w:p>
-      <w:pPr>
         <w:spacing w:after="160" w:lineRule="auto"/>
         <w:rPr/>
       </w:pPr>
-      <w:r>
-        <w:rPr>
-          <w:rFonts w:ascii="Arial" w:cs="Arial" w:eastAsia="Arial" w:hAnsi="Arial"/>
-          <w:i w:val="1"/>
-          <w:iCs w:val="1"/>
-          <w:sz w:val="22"/>
-          <w:szCs w:val="22"/>
-          <w:rtl w:val="0"/>
-        </w:rPr>
-        <w:t xml:space="preserve">Table 2: Independent samples t-test results for weekday vs weekend patronage.</w:t>
-      </w:r>
       <w:r>
         <w:rPr>
           <w:rtl w:val="0"/>
@@ -2870,7 +2911,24 @@
           <w:szCs w:val="24"/>
           <w:rtl w:val="0"/>
         </w:rPr>
-        <w:t xml:space="preserve">3.5 Long-Run Trend — Linear Regression per Mode</w:t>
+        <w:t xml:space="preserve">3.5 Long-Run Trend</w:t>
+      </w:r>
+      <w:r>
+        <w:rPr>
+          <w:rtl w:val="0"/>
+        </w:rPr>
+        <w:t xml:space="preserve">:</w:t>
+      </w:r>
+      <w:r>
+        <w:rPr>
+          <w:rFonts w:ascii="Arial" w:cs="Arial" w:eastAsia="Arial" w:hAnsi="Arial"/>
+          <w:b w:val="1"/>
+          <w:bCs w:val="1"/>
+          <w:sz w:val="24"/>
+          <w:szCs w:val="24"/>
+          <w:rtl w:val="0"/>
+        </w:rPr>
+        <w:t xml:space="preserve"> Linear Regression per Mode</w:t>
       </w:r>
       <w:r>
         <w:rPr>
@@ -2919,12 +2977,12 @@
           <wp:inline distB="0" distT="0" distL="0" distR="0">
             <wp:extent cx="3619500" cy="7239000"/>
             <wp:effectExtent b="0" l="0" r="0" t="0"/>
-            <wp:docPr id="2" name="image3.jpg"/>
+            <wp:docPr id="2" name="image1.jpg"/>
             <a:graphic>
               <a:graphicData uri="http://schemas.openxmlformats.org/drawingml/2006/picture">
                 <pic:pic>
                   <pic:nvPicPr>
-                    <pic:cNvPr id="0" name="image3.jpg"/>
+                    <pic:cNvPr id="0" name="image1.jpg"/>
                     <pic:cNvPicPr preferRelativeResize="0"/>
                   </pic:nvPicPr>
                   <pic:blipFill>
@@ -3559,7 +3617,32 @@
           <w:vertAlign w:val="baseline"/>
           <w:rtl w:val="0"/>
         </w:rPr>
-        <w:t xml:space="preserve">Metrobus and Regionalbus: Stable demand — maintain current service levels in the near term.</w:t>
+        <w:t xml:space="preserve">Metrobus and Regionalbus: Stable demand</w:t>
+      </w:r>
+      <w:r>
+        <w:rPr>
+          <w:rtl w:val="0"/>
+        </w:rPr>
+        <w:t xml:space="preserve">:</w:t>
+      </w:r>
+      <w:r>
+        <w:rPr>
+          <w:rFonts w:ascii="Arial" w:cs="Arial" w:eastAsia="Arial" w:hAnsi="Arial"/>
+          <w:b w:val="0"/>
+          <w:bCs w:val="0"/>
+          <w:i w:val="0"/>
+          <w:iCs w:val="0"/>
+          <w:smallCaps w:val="0"/>
+          <w:strike w:val="0"/>
+          <w:color w:val="000000"/>
+          <w:sz w:val="22"/>
+          <w:szCs w:val="22"/>
+          <w:u w:val="none"/>
+          <w:shd w:fill="auto" w:val="clear"/>
+          <w:vertAlign w:val="baseline"/>
+          <w:rtl w:val="0"/>
+        </w:rPr>
+        <w:t xml:space="preserve"> maintain current service levels in the near term.</w:t>
       </w:r>
     </w:p>
     <w:p>
